--- a/docs/reports/registration/SWP490_R2_BM03_Record_of_Changes_SwiftletCare.docx
+++ b/docs/reports/registration/SWP490_R2_BM03_Record_of_Changes_SwiftletCare.docx
@@ -2360,6 +2360,194 @@
           </w:p>
         </w:tc>
       </w:tr>
+      <w:tr>
+        <w:tc>
+          <w:tcPr>
+            <w:tcW w:type="dxa" w:w="602"/>
+            <w:tcBorders>
+              <w:top w:val="single" w:color="D9D4CA" w:sz="4"/>
+              <w:left w:val="single" w:color="D9D4CA" w:sz="4"/>
+              <w:bottom w:val="single" w:color="D9D4CA" w:sz="4"/>
+              <w:right w:val="single" w:color="D9D4CA" w:sz="4"/>
+            </w:tcBorders>
+            <w:tcMar>
+              <w:top w:type="dxa" w:w="60"/>
+              <w:left w:type="dxa" w:w="80"/>
+              <w:bottom w:type="dxa" w:w="60"/>
+              <w:right w:type="dxa" w:w="80"/>
+            </w:tcMar>
+          </w:tcPr>
+          <w:p>
+            <w:r>
+              <w:rPr>
+                <w:rFonts w:ascii="Calibri" w:cs="Calibri" w:eastAsia="Calibri" w:hAnsi="Calibri"/>
+                <w:b w:val="false"/>
+                <w:bCs w:val="false"/>
+                <w:i w:val="0"/>
+                <w:iCs w:val="false"/>
+                <w:sz w:val="19"/>
+                <w:szCs w:val="19"/>
+              </w:rPr>
+              <w:t>9</w:t>
+            </w:r>
+          </w:p>
+        </w:tc>
+        <w:tc>
+          <w:tcPr>
+            <w:tcW w:type="dxa" w:w="1204"/>
+            <w:tcBorders>
+              <w:top w:val="single" w:color="D9D4CA" w:sz="4"/>
+              <w:left w:val="single" w:color="D9D4CA" w:sz="4"/>
+              <w:bottom w:val="single" w:color="D9D4CA" w:sz="4"/>
+              <w:right w:val="single" w:color="D9D4CA" w:sz="4"/>
+            </w:tcBorders>
+            <w:tcMar>
+              <w:top w:type="dxa" w:w="60"/>
+              <w:left w:type="dxa" w:w="80"/>
+              <w:bottom w:type="dxa" w:w="60"/>
+              <w:right w:type="dxa" w:w="80"/>
+            </w:tcMar>
+          </w:tcPr>
+          <w:p>
+            <w:r>
+              <w:rPr>
+                <w:rFonts w:ascii="Calibri" w:cs="Calibri" w:eastAsia="Calibri" w:hAnsi="Calibri"/>
+                <w:b w:val="false"/>
+                <w:bCs w:val="false"/>
+                <w:i w:val="0"/>
+                <w:iCs w:val="false"/>
+                <w:sz w:val="19"/>
+                <w:szCs w:val="19"/>
+              </w:rPr>
+              <w:t>3.1 C.4, D (supporting flows), Flow 4</w:t>
+            </w:r>
+          </w:p>
+        </w:tc>
+        <w:tc>
+          <w:tcPr>
+            <w:tcW w:type="dxa" w:w="2409"/>
+            <w:tcBorders>
+              <w:top w:val="single" w:color="D9D4CA" w:sz="4"/>
+              <w:left w:val="single" w:color="D9D4CA" w:sz="4"/>
+              <w:bottom w:val="single" w:color="D9D4CA" w:sz="4"/>
+              <w:right w:val="single" w:color="D9D4CA" w:sz="4"/>
+            </w:tcBorders>
+            <w:tcMar>
+              <w:top w:type="dxa" w:w="60"/>
+              <w:left w:type="dxa" w:w="80"/>
+              <w:bottom w:type="dxa" w:w="60"/>
+              <w:right w:type="dxa" w:w="80"/>
+            </w:tcMar>
+          </w:tcPr>
+          <w:p>
+            <w:r>
+              <w:rPr>
+                <w:rFonts w:ascii="Calibri" w:cs="Calibri" w:eastAsia="Calibri" w:hAnsi="Calibri"/>
+                <w:b w:val="false"/>
+                <w:bCs w:val="false"/>
+                <w:i w:val="0"/>
+                <w:iCs w:val="false"/>
+                <w:sz w:val="19"/>
+                <w:szCs w:val="19"/>
+              </w:rPr>
+              <w:t>The Technician installs devices on an installation ticket and handles maintenance requests; supporting flow "Maintenance requests (tickets)" with routing by region, service levels (SLA), ticket statistics, chat and periodic maintenance; the Administrator also manages farms</w:t>
+            </w:r>
+          </w:p>
+        </w:tc>
+        <w:tc>
+          <w:tcPr>
+            <w:tcW w:type="dxa" w:w="2409"/>
+            <w:tcBorders>
+              <w:top w:val="single" w:color="D9D4CA" w:sz="4"/>
+              <w:left w:val="single" w:color="D9D4CA" w:sz="4"/>
+              <w:bottom w:val="single" w:color="D9D4CA" w:sz="4"/>
+              <w:right w:val="single" w:color="D9D4CA" w:sz="4"/>
+            </w:tcBorders>
+            <w:tcMar>
+              <w:top w:type="dxa" w:w="60"/>
+              <w:left w:type="dxa" w:w="80"/>
+              <w:bottom w:type="dxa" w:w="60"/>
+              <w:right w:type="dxa" w:w="80"/>
+            </w:tcMar>
+          </w:tcPr>
+          <w:p>
+            <w:r>
+              <w:rPr>
+                <w:rFonts w:ascii="Calibri" w:cs="Calibri" w:eastAsia="Calibri" w:hAnsi="Calibri"/>
+                <w:b w:val="false"/>
+                <w:bCs w:val="false"/>
+                <w:i w:val="0"/>
+                <w:iCs w:val="false"/>
+                <w:sz w:val="19"/>
+                <w:szCs w:val="19"/>
+              </w:rPr>
+              <w:t>No tickets, SLA, Technician regions, ticket statistics or chat. The Technician is the system's technical role: works on the devices of every farm (setup, move, removal, remote diagnosis, restart, configuration push, firmware update) without controlling relays or seeing environmental data, and the Farm Owners are notified of every such action. Device faults reach the Farm Owner as alerts that are sent again until acknowledged; pump or fan wear raises a maintenance alert. Only Farm Owners create and manage farms</w:t>
+            </w:r>
+          </w:p>
+        </w:tc>
+        <w:tc>
+          <w:tcPr>
+            <w:tcW w:type="dxa" w:w="1807"/>
+            <w:tcBorders>
+              <w:top w:val="single" w:color="D9D4CA" w:sz="4"/>
+              <w:left w:val="single" w:color="D9D4CA" w:sz="4"/>
+              <w:bottom w:val="single" w:color="D9D4CA" w:sz="4"/>
+              <w:right w:val="single" w:color="D9D4CA" w:sz="4"/>
+            </w:tcBorders>
+            <w:tcMar>
+              <w:top w:type="dxa" w:w="60"/>
+              <w:left w:type="dxa" w:w="80"/>
+              <w:bottom w:type="dxa" w:w="60"/>
+              <w:right w:type="dxa" w:w="80"/>
+            </w:tcMar>
+          </w:tcPr>
+          <w:p>
+            <w:r>
+              <w:rPr>
+                <w:rFonts w:ascii="Calibri" w:cs="Calibri" w:eastAsia="Calibri" w:hAnsi="Calibri"/>
+                <w:b w:val="false"/>
+                <w:bCs w:val="false"/>
+                <w:i w:val="0"/>
+                <w:iCs w:val="false"/>
+                <w:sz w:val="19"/>
+                <w:szCs w:val="19"/>
+              </w:rPr>
+              <w:t>Review 1 feedback: the project looked "more like a platform than a system"; the supervisor asked to keep the Technician only as a role for technical work</w:t>
+            </w:r>
+          </w:p>
+        </w:tc>
+        <w:tc>
+          <w:tcPr>
+            <w:tcW w:type="dxa" w:w="1207"/>
+            <w:tcBorders>
+              <w:top w:val="single" w:color="D9D4CA" w:sz="4"/>
+              <w:left w:val="single" w:color="D9D4CA" w:sz="4"/>
+              <w:bottom w:val="single" w:color="D9D4CA" w:sz="4"/>
+              <w:right w:val="single" w:color="D9D4CA" w:sz="4"/>
+            </w:tcBorders>
+            <w:tcMar>
+              <w:top w:type="dxa" w:w="60"/>
+              <w:left w:type="dxa" w:w="80"/>
+              <w:bottom w:type="dxa" w:w="60"/>
+              <w:right w:type="dxa" w:w="80"/>
+            </w:tcMar>
+          </w:tcPr>
+          <w:p>
+            <w:r>
+              <w:rPr>
+                <w:rFonts w:ascii="Calibri" w:cs="Calibri" w:eastAsia="Calibri" w:hAnsi="Calibri"/>
+                <w:b w:val="false"/>
+                <w:bCs w:val="false"/>
+                <w:i w:val="0"/>
+                <w:iCs w:val="false"/>
+                <w:sz w:val="19"/>
+                <w:szCs w:val="19"/>
+              </w:rPr>
+              <w:t>Review 1 council, supervisor</w:t>
+            </w:r>
+          </w:p>
+        </w:tc>
+      </w:tr>
     </w:tbl>
     <w:p>
       <w:pPr>
@@ -3179,6 +3367,99 @@
                 <w:szCs w:val="19"/>
               </w:rPr>
               <w:t>8</w:t>
+            </w:r>
+          </w:p>
+        </w:tc>
+        <w:tc>
+          <w:tcPr>
+            <w:tcW w:type="dxa" w:w="3212"/>
+            <w:tcBorders>
+              <w:top w:val="single" w:color="D9D4CA" w:sz="4"/>
+              <w:left w:val="single" w:color="D9D4CA" w:sz="4"/>
+              <w:bottom w:val="single" w:color="D9D4CA" w:sz="4"/>
+              <w:right w:val="single" w:color="D9D4CA" w:sz="4"/>
+            </w:tcBorders>
+            <w:tcMar>
+              <w:top w:type="dxa" w:w="60"/>
+              <w:left w:type="dxa" w:w="80"/>
+              <w:bottom w:type="dxa" w:w="60"/>
+              <w:right w:type="dxa" w:w="80"/>
+            </w:tcMar>
+          </w:tcPr>
+          <w:p>
+            <w:r>
+              <w:rPr>
+                <w:rFonts w:ascii="Calibri" w:cs="Calibri" w:eastAsia="Calibri" w:hAnsi="Calibri"/>
+                <w:b w:val="false"/>
+                <w:bCs w:val="false"/>
+                <w:i w:val="0"/>
+                <w:iCs w:val="false"/>
+                <w:sz w:val="19"/>
+                <w:szCs w:val="19"/>
+              </w:rPr>
+            </w:r>
+          </w:p>
+        </w:tc>
+        <w:tc>
+          <w:tcPr>
+            <w:tcW w:type="dxa" w:w="5623"/>
+            <w:tcBorders>
+              <w:top w:val="single" w:color="D9D4CA" w:sz="4"/>
+              <w:left w:val="single" w:color="D9D4CA" w:sz="4"/>
+              <w:bottom w:val="single" w:color="D9D4CA" w:sz="4"/>
+              <w:right w:val="single" w:color="D9D4CA" w:sz="4"/>
+            </w:tcBorders>
+            <w:tcMar>
+              <w:top w:type="dxa" w:w="60"/>
+              <w:left w:type="dxa" w:w="80"/>
+              <w:bottom w:type="dxa" w:w="60"/>
+              <w:right w:type="dxa" w:w="80"/>
+            </w:tcMar>
+          </w:tcPr>
+          <w:p>
+            <w:r>
+              <w:rPr>
+                <w:rFonts w:ascii="Calibri" w:cs="Calibri" w:eastAsia="Calibri" w:hAnsi="Calibri"/>
+                <w:b w:val="false"/>
+                <w:bCs w:val="false"/>
+                <w:i w:val="0"/>
+                <w:iCs w:val="false"/>
+                <w:sz w:val="19"/>
+                <w:szCs w:val="19"/>
+              </w:rPr>
+            </w:r>
+          </w:p>
+        </w:tc>
+      </w:tr>
+      <w:tr>
+        <w:tc>
+          <w:tcPr>
+            <w:tcW w:type="dxa" w:w="803"/>
+            <w:tcBorders>
+              <w:top w:val="single" w:color="D9D4CA" w:sz="4"/>
+              <w:left w:val="single" w:color="D9D4CA" w:sz="4"/>
+              <w:bottom w:val="single" w:color="D9D4CA" w:sz="4"/>
+              <w:right w:val="single" w:color="D9D4CA" w:sz="4"/>
+            </w:tcBorders>
+            <w:tcMar>
+              <w:top w:type="dxa" w:w="60"/>
+              <w:left w:type="dxa" w:w="80"/>
+              <w:bottom w:type="dxa" w:w="60"/>
+              <w:right w:type="dxa" w:w="80"/>
+            </w:tcMar>
+          </w:tcPr>
+          <w:p>
+            <w:r>
+              <w:rPr>
+                <w:rFonts w:ascii="Calibri" w:cs="Calibri" w:eastAsia="Calibri" w:hAnsi="Calibri"/>
+                <w:b w:val="false"/>
+                <w:bCs w:val="false"/>
+                <w:i w:val="0"/>
+                <w:iCs w:val="false"/>
+                <w:sz w:val="19"/>
+                <w:szCs w:val="19"/>
+              </w:rPr>
+              <w:t>9</w:t>
             </w:r>
           </w:p>
         </w:tc>

--- a/docs/reports/registration/SWP490_R2_BM03_Record_of_Changes_SwiftletCare.docx
+++ b/docs/reports/registration/SWP490_R2_BM03_Record_of_Changes_SwiftletCare.docx
@@ -526,7 +526,7 @@
                 <w:sz w:val="19"/>
                 <w:szCs w:val="19"/>
               </w:rPr>
-              <w:t>1.0</w:t>
+              <w:t>1.1</w:t>
             </w:r>
           </w:p>
         </w:tc>
@@ -592,7 +592,7 @@
                 <w:sz w:val="19"/>
                 <w:szCs w:val="19"/>
               </w:rPr>
-              <w:t>23/10/2026</w:t>
+              <w:t>26/10/2026</w:t>
             </w:r>
           </w:p>
         </w:tc>
@@ -1165,7 +1165,7 @@
                 <w:sz w:val="19"/>
                 <w:szCs w:val="19"/>
               </w:rPr>
-              <w:t>Main Flow 10 "Device Setup by the Farm Owner": the Farm Owner scans the device label QR code and the floor QR code in the mobile app and enters only Wi-Fi; the Administrator keeps the device stock and prints labels; a Technician does the same steps only on an installation ticket</w:t>
+              <w:t>Main Flow 10 "Device Setup by the Farm Owner": the Farm Owner scans the device label QR code and the floor QR code in the mobile app and enters only Wi-Fi; the Administrator keeps the device stock and prints labels; a Technician may follow the same steps on any farm of the installation, and the Farm Owners are notified of each such action</w:t>
             </w:r>
           </w:p>
         </w:tc>
@@ -2544,6 +2544,382 @@
                 <w:szCs w:val="19"/>
               </w:rPr>
               <w:t>Review 1 council, supervisor</w:t>
+            </w:r>
+          </w:p>
+        </w:tc>
+      </w:tr>
+      <w:tr>
+        <w:tc>
+          <w:tcPr>
+            <w:tcW w:type="dxa" w:w="602"/>
+            <w:tcBorders>
+              <w:top w:val="single" w:color="D9D4CA" w:sz="4"/>
+              <w:left w:val="single" w:color="D9D4CA" w:sz="4"/>
+              <w:bottom w:val="single" w:color="D9D4CA" w:sz="4"/>
+              <w:right w:val="single" w:color="D9D4CA" w:sz="4"/>
+            </w:tcBorders>
+            <w:tcMar>
+              <w:top w:type="dxa" w:w="60"/>
+              <w:left w:type="dxa" w:w="80"/>
+              <w:bottom w:type="dxa" w:w="60"/>
+              <w:right w:type="dxa" w:w="80"/>
+            </w:tcMar>
+          </w:tcPr>
+          <w:p>
+            <w:r>
+              <w:rPr>
+                <w:rFonts w:ascii="Calibri" w:cs="Calibri" w:eastAsia="Calibri" w:hAnsi="Calibri"/>
+                <w:b w:val="false"/>
+                <w:bCs w:val="false"/>
+                <w:i w:val="0"/>
+                <w:iCs w:val="false"/>
+                <w:sz w:val="19"/>
+                <w:szCs w:val="19"/>
+              </w:rPr>
+              <w:t>10</w:t>
+            </w:r>
+          </w:p>
+        </w:tc>
+        <w:tc>
+          <w:tcPr>
+            <w:tcW w:type="dxa" w:w="1204"/>
+            <w:tcBorders>
+              <w:top w:val="single" w:color="D9D4CA" w:sz="4"/>
+              <w:left w:val="single" w:color="D9D4CA" w:sz="4"/>
+              <w:bottom w:val="single" w:color="D9D4CA" w:sz="4"/>
+              <w:right w:val="single" w:color="D9D4CA" w:sz="4"/>
+            </w:tcBorders>
+            <w:tcMar>
+              <w:top w:type="dxa" w:w="60"/>
+              <w:left w:type="dxa" w:w="80"/>
+              <w:bottom w:type="dxa" w:w="60"/>
+              <w:right w:type="dxa" w:w="80"/>
+            </w:tcMar>
+          </w:tcPr>
+          <w:p>
+            <w:r>
+              <w:rPr>
+                <w:rFonts w:ascii="Calibri" w:cs="Calibri" w:eastAsia="Calibri" w:hAnsi="Calibri"/>
+                <w:b w:val="false"/>
+                <w:bCs w:val="false"/>
+                <w:i w:val="0"/>
+                <w:iCs w:val="false"/>
+                <w:sz w:val="19"/>
+                <w:szCs w:val="19"/>
+              </w:rPr>
+              <w:t>3.1 B, C.4 Administrator, section 4</w:t>
+            </w:r>
+          </w:p>
+        </w:tc>
+        <w:tc>
+          <w:tcPr>
+            <w:tcW w:type="dxa" w:w="2409"/>
+            <w:tcBorders>
+              <w:top w:val="single" w:color="D9D4CA" w:sz="4"/>
+              <w:left w:val="single" w:color="D9D4CA" w:sz="4"/>
+              <w:bottom w:val="single" w:color="D9D4CA" w:sz="4"/>
+              <w:right w:val="single" w:color="D9D4CA" w:sz="4"/>
+            </w:tcBorders>
+            <w:tcMar>
+              <w:top w:type="dxa" w:w="60"/>
+              <w:left w:type="dxa" w:w="80"/>
+              <w:bottom w:type="dxa" w:w="60"/>
+              <w:right w:type="dxa" w:w="80"/>
+            </w:tcMar>
+          </w:tcPr>
+          <w:p>
+            <w:r>
+              <w:rPr>
+                <w:rFonts w:ascii="Calibri" w:cs="Calibri" w:eastAsia="Calibri" w:hAnsi="Calibri"/>
+                <w:b w:val="false"/>
+                <w:bCs w:val="false"/>
+                <w:i w:val="0"/>
+                <w:iCs w:val="false"/>
+                <w:sz w:val="19"/>
+                <w:szCs w:val="19"/>
+              </w:rPr>
+              <w:t>Any Farm Owner signs up publicly; the health status is described as "the primary, automatic expert"</w:t>
+            </w:r>
+          </w:p>
+        </w:tc>
+        <w:tc>
+          <w:tcPr>
+            <w:tcW w:type="dxa" w:w="2409"/>
+            <w:tcBorders>
+              <w:top w:val="single" w:color="D9D4CA" w:sz="4"/>
+              <w:left w:val="single" w:color="D9D4CA" w:sz="4"/>
+              <w:bottom w:val="single" w:color="D9D4CA" w:sz="4"/>
+              <w:right w:val="single" w:color="D9D4CA" w:sz="4"/>
+            </w:tcBorders>
+            <w:tcMar>
+              <w:top w:type="dxa" w:w="60"/>
+              <w:left w:type="dxa" w:w="80"/>
+              <w:bottom w:type="dxa" w:w="60"/>
+              <w:right w:type="dxa" w:w="80"/>
+            </w:tcMar>
+          </w:tcPr>
+          <w:p>
+            <w:r>
+              <w:rPr>
+                <w:rFonts w:ascii="Calibri" w:cs="Calibri" w:eastAsia="Calibri" w:hAnsi="Calibri"/>
+                <w:b w:val="false"/>
+                <w:bCs w:val="false"/>
+                <w:i w:val="0"/>
+                <w:iCs w:val="false"/>
+                <w:sz w:val="19"/>
+                <w:szCs w:val="19"/>
+              </w:rPr>
+              <w:t>One installation serves one owner of swiftlet houses and that owner's farms: the Administrator creates the Farm Owner's account, co-owners and the Domain Expert join by invitation, no public sign-up. The health status is a rule-based indicator, not an automatic expert</w:t>
+            </w:r>
+          </w:p>
+        </w:tc>
+        <w:tc>
+          <w:tcPr>
+            <w:tcW w:type="dxa" w:w="1807"/>
+            <w:tcBorders>
+              <w:top w:val="single" w:color="D9D4CA" w:sz="4"/>
+              <w:left w:val="single" w:color="D9D4CA" w:sz="4"/>
+              <w:bottom w:val="single" w:color="D9D4CA" w:sz="4"/>
+              <w:right w:val="single" w:color="D9D4CA" w:sz="4"/>
+            </w:tcBorders>
+            <w:tcMar>
+              <w:top w:type="dxa" w:w="60"/>
+              <w:left w:type="dxa" w:w="80"/>
+              <w:bottom w:type="dxa" w:w="60"/>
+              <w:right w:type="dxa" w:w="80"/>
+            </w:tcMar>
+          </w:tcPr>
+          <w:p>
+            <w:r>
+              <w:rPr>
+                <w:rFonts w:ascii="Calibri" w:cs="Calibri" w:eastAsia="Calibri" w:hAnsi="Calibri"/>
+                <w:b w:val="false"/>
+                <w:bCs w:val="false"/>
+                <w:i w:val="0"/>
+                <w:iCs w:val="false"/>
+                <w:sz w:val="19"/>
+                <w:szCs w:val="19"/>
+              </w:rPr>
+              <w:t>Same Review 1 feedback as row 9: open sign-up for unrelated owners is what a multi-customer platform does; a system for one owner's houses does not need it. "Automatic expert" claimed a diagnosis that the rules cannot give</w:t>
+            </w:r>
+          </w:p>
+        </w:tc>
+        <w:tc>
+          <w:tcPr>
+            <w:tcW w:type="dxa" w:w="1207"/>
+            <w:tcBorders>
+              <w:top w:val="single" w:color="D9D4CA" w:sz="4"/>
+              <w:left w:val="single" w:color="D9D4CA" w:sz="4"/>
+              <w:bottom w:val="single" w:color="D9D4CA" w:sz="4"/>
+              <w:right w:val="single" w:color="D9D4CA" w:sz="4"/>
+            </w:tcBorders>
+            <w:tcMar>
+              <w:top w:type="dxa" w:w="60"/>
+              <w:left w:type="dxa" w:w="80"/>
+              <w:bottom w:type="dxa" w:w="60"/>
+              <w:right w:type="dxa" w:w="80"/>
+            </w:tcMar>
+          </w:tcPr>
+          <w:p>
+            <w:r>
+              <w:rPr>
+                <w:rFonts w:ascii="Calibri" w:cs="Calibri" w:eastAsia="Calibri" w:hAnsi="Calibri"/>
+                <w:b w:val="false"/>
+                <w:bCs w:val="false"/>
+                <w:i w:val="0"/>
+                <w:iCs w:val="false"/>
+                <w:sz w:val="19"/>
+                <w:szCs w:val="19"/>
+              </w:rPr>
+              <w:t>Team</w:t>
+            </w:r>
+          </w:p>
+        </w:tc>
+      </w:tr>
+      <w:tr>
+        <w:tc>
+          <w:tcPr>
+            <w:tcW w:type="dxa" w:w="602"/>
+            <w:tcBorders>
+              <w:top w:val="single" w:color="D9D4CA" w:sz="4"/>
+              <w:left w:val="single" w:color="D9D4CA" w:sz="4"/>
+              <w:bottom w:val="single" w:color="D9D4CA" w:sz="4"/>
+              <w:right w:val="single" w:color="D9D4CA" w:sz="4"/>
+            </w:tcBorders>
+            <w:tcMar>
+              <w:top w:type="dxa" w:w="60"/>
+              <w:left w:type="dxa" w:w="80"/>
+              <w:bottom w:type="dxa" w:w="60"/>
+              <w:right w:type="dxa" w:w="80"/>
+            </w:tcMar>
+          </w:tcPr>
+          <w:p>
+            <w:r>
+              <w:rPr>
+                <w:rFonts w:ascii="Calibri" w:cs="Calibri" w:eastAsia="Calibri" w:hAnsi="Calibri"/>
+                <w:b w:val="false"/>
+                <w:bCs w:val="false"/>
+                <w:i w:val="0"/>
+                <w:iCs w:val="false"/>
+                <w:sz w:val="19"/>
+                <w:szCs w:val="19"/>
+              </w:rPr>
+              <w:t>11</w:t>
+            </w:r>
+          </w:p>
+        </w:tc>
+        <w:tc>
+          <w:tcPr>
+            <w:tcW w:type="dxa" w:w="1204"/>
+            <w:tcBorders>
+              <w:top w:val="single" w:color="D9D4CA" w:sz="4"/>
+              <w:left w:val="single" w:color="D9D4CA" w:sz="4"/>
+              <w:bottom w:val="single" w:color="D9D4CA" w:sz="4"/>
+              <w:right w:val="single" w:color="D9D4CA" w:sz="4"/>
+            </w:tcBorders>
+            <w:tcMar>
+              <w:top w:type="dxa" w:w="60"/>
+              <w:left w:type="dxa" w:w="80"/>
+              <w:bottom w:type="dxa" w:w="60"/>
+              <w:right w:type="dxa" w:w="80"/>
+            </w:tcMar>
+          </w:tcPr>
+          <w:p>
+            <w:r>
+              <w:rPr>
+                <w:rFonts w:ascii="Calibri" w:cs="Calibri" w:eastAsia="Calibri" w:hAnsi="Calibri"/>
+                <w:b w:val="false"/>
+                <w:bCs w:val="false"/>
+                <w:i w:val="0"/>
+                <w:iCs w:val="false"/>
+                <w:sz w:val="19"/>
+                <w:szCs w:val="19"/>
+              </w:rPr>
+              <w:t>3.1 B, C.1, D Flows 4 and 9</w:t>
+            </w:r>
+          </w:p>
+        </w:tc>
+        <w:tc>
+          <w:tcPr>
+            <w:tcW w:type="dxa" w:w="2409"/>
+            <w:tcBorders>
+              <w:top w:val="single" w:color="D9D4CA" w:sz="4"/>
+              <w:left w:val="single" w:color="D9D4CA" w:sz="4"/>
+              <w:bottom w:val="single" w:color="D9D4CA" w:sz="4"/>
+              <w:right w:val="single" w:color="D9D4CA" w:sz="4"/>
+            </w:tcBorders>
+            <w:tcMar>
+              <w:top w:type="dxa" w:w="60"/>
+              <w:left w:type="dxa" w:w="80"/>
+              <w:bottom w:type="dxa" w:w="60"/>
+              <w:right w:type="dxa" w:w="80"/>
+            </w:tcMar>
+          </w:tcPr>
+          <w:p>
+            <w:r>
+              <w:rPr>
+                <w:rFonts w:ascii="Calibri" w:cs="Calibri" w:eastAsia="Calibri" w:hAnsi="Calibri"/>
+                <w:b w:val="false"/>
+                <w:bCs w:val="false"/>
+                <w:i w:val="0"/>
+                <w:iCs w:val="false"/>
+                <w:sz w:val="19"/>
+                <w:szCs w:val="19"/>
+              </w:rPr>
+              <w:t>"Pump running dry" alert; "power loss" alert; manual override of any length up to the general limit</w:t>
+            </w:r>
+          </w:p>
+        </w:tc>
+        <w:tc>
+          <w:tcPr>
+            <w:tcW w:type="dxa" w:w="2409"/>
+            <w:tcBorders>
+              <w:top w:val="single" w:color="D9D4CA" w:sz="4"/>
+              <w:left w:val="single" w:color="D9D4CA" w:sz="4"/>
+              <w:bottom w:val="single" w:color="D9D4CA" w:sz="4"/>
+              <w:right w:val="single" w:color="D9D4CA" w:sz="4"/>
+            </w:tcBorders>
+            <w:tcMar>
+              <w:top w:type="dxa" w:w="60"/>
+              <w:left w:type="dxa" w:w="80"/>
+              <w:bottom w:type="dxa" w:w="60"/>
+              <w:right w:type="dxa" w:w="80"/>
+            </w:tcMar>
+          </w:tcPr>
+          <w:p>
+            <w:r>
+              <w:rPr>
+                <w:rFonts w:ascii="Calibri" w:cs="Calibri" w:eastAsia="Calibri" w:hAnsi="Calibri"/>
+                <w:b w:val="false"/>
+                <w:bCs w:val="false"/>
+                <w:i w:val="0"/>
+                <w:iCs w:val="false"/>
+                <w:sz w:val="19"/>
+                <w:szCs w:val="19"/>
+              </w:rPr>
+              <w:t>"Misting that does not raise the humidity" (the system cannot tell a dry pump from an empty tank, a clogged nozzle or an open door); "unexpected restart" with its reset reason; a manual pump ON lasts at most 30 minutes and needs a confirmation while a sensor or misting alert is open</w:t>
+            </w:r>
+          </w:p>
+        </w:tc>
+        <w:tc>
+          <w:tcPr>
+            <w:tcW w:type="dxa" w:w="1807"/>
+            <w:tcBorders>
+              <w:top w:val="single" w:color="D9D4CA" w:sz="4"/>
+              <w:left w:val="single" w:color="D9D4CA" w:sz="4"/>
+              <w:bottom w:val="single" w:color="D9D4CA" w:sz="4"/>
+              <w:right w:val="single" w:color="D9D4CA" w:sz="4"/>
+            </w:tcBorders>
+            <w:tcMar>
+              <w:top w:type="dxa" w:w="60"/>
+              <w:left w:type="dxa" w:w="80"/>
+              <w:bottom w:type="dxa" w:w="60"/>
+              <w:right w:type="dxa" w:w="80"/>
+            </w:tcMar>
+          </w:tcPr>
+          <w:p>
+            <w:r>
+              <w:rPr>
+                <w:rFonts w:ascii="Calibri" w:cs="Calibri" w:eastAsia="Calibri" w:hAnsi="Calibri"/>
+                <w:b w:val="false"/>
+                <w:bCs w:val="false"/>
+                <w:i w:val="0"/>
+                <w:iCs w:val="false"/>
+                <w:sz w:val="19"/>
+                <w:szCs w:val="19"/>
+              </w:rPr>
+              <w:t>Iteration 1 review of the specification: the alert names must not claim a cause the sensors cannot measure, and a remote manual pump command must not run unattended for hours on a faulty sensor</w:t>
+            </w:r>
+          </w:p>
+        </w:tc>
+        <w:tc>
+          <w:tcPr>
+            <w:tcW w:type="dxa" w:w="1207"/>
+            <w:tcBorders>
+              <w:top w:val="single" w:color="D9D4CA" w:sz="4"/>
+              <w:left w:val="single" w:color="D9D4CA" w:sz="4"/>
+              <w:bottom w:val="single" w:color="D9D4CA" w:sz="4"/>
+              <w:right w:val="single" w:color="D9D4CA" w:sz="4"/>
+            </w:tcBorders>
+            <w:tcMar>
+              <w:top w:type="dxa" w:w="60"/>
+              <w:left w:type="dxa" w:w="80"/>
+              <w:bottom w:type="dxa" w:w="60"/>
+              <w:right w:type="dxa" w:w="80"/>
+            </w:tcMar>
+          </w:tcPr>
+          <w:p>
+            <w:r>
+              <w:rPr>
+                <w:rFonts w:ascii="Calibri" w:cs="Calibri" w:eastAsia="Calibri" w:hAnsi="Calibri"/>
+                <w:b w:val="false"/>
+                <w:bCs w:val="false"/>
+                <w:i w:val="0"/>
+                <w:iCs w:val="false"/>
+                <w:sz w:val="19"/>
+                <w:szCs w:val="19"/>
+              </w:rPr>
+              <w:t>Team</w:t>
             </w:r>
           </w:p>
         </w:tc>
@@ -3460,6 +3836,192 @@
                 <w:szCs w:val="19"/>
               </w:rPr>
               <w:t>9</w:t>
+            </w:r>
+          </w:p>
+        </w:tc>
+        <w:tc>
+          <w:tcPr>
+            <w:tcW w:type="dxa" w:w="3212"/>
+            <w:tcBorders>
+              <w:top w:val="single" w:color="D9D4CA" w:sz="4"/>
+              <w:left w:val="single" w:color="D9D4CA" w:sz="4"/>
+              <w:bottom w:val="single" w:color="D9D4CA" w:sz="4"/>
+              <w:right w:val="single" w:color="D9D4CA" w:sz="4"/>
+            </w:tcBorders>
+            <w:tcMar>
+              <w:top w:type="dxa" w:w="60"/>
+              <w:left w:type="dxa" w:w="80"/>
+              <w:bottom w:type="dxa" w:w="60"/>
+              <w:right w:type="dxa" w:w="80"/>
+            </w:tcMar>
+          </w:tcPr>
+          <w:p>
+            <w:r>
+              <w:rPr>
+                <w:rFonts w:ascii="Calibri" w:cs="Calibri" w:eastAsia="Calibri" w:hAnsi="Calibri"/>
+                <w:b w:val="false"/>
+                <w:bCs w:val="false"/>
+                <w:i w:val="0"/>
+                <w:iCs w:val="false"/>
+                <w:sz w:val="19"/>
+                <w:szCs w:val="19"/>
+              </w:rPr>
+            </w:r>
+          </w:p>
+        </w:tc>
+        <w:tc>
+          <w:tcPr>
+            <w:tcW w:type="dxa" w:w="5623"/>
+            <w:tcBorders>
+              <w:top w:val="single" w:color="D9D4CA" w:sz="4"/>
+              <w:left w:val="single" w:color="D9D4CA" w:sz="4"/>
+              <w:bottom w:val="single" w:color="D9D4CA" w:sz="4"/>
+              <w:right w:val="single" w:color="D9D4CA" w:sz="4"/>
+            </w:tcBorders>
+            <w:tcMar>
+              <w:top w:type="dxa" w:w="60"/>
+              <w:left w:type="dxa" w:w="80"/>
+              <w:bottom w:type="dxa" w:w="60"/>
+              <w:right w:type="dxa" w:w="80"/>
+            </w:tcMar>
+          </w:tcPr>
+          <w:p>
+            <w:r>
+              <w:rPr>
+                <w:rFonts w:ascii="Calibri" w:cs="Calibri" w:eastAsia="Calibri" w:hAnsi="Calibri"/>
+                <w:b w:val="false"/>
+                <w:bCs w:val="false"/>
+                <w:i w:val="0"/>
+                <w:iCs w:val="false"/>
+                <w:sz w:val="19"/>
+                <w:szCs w:val="19"/>
+              </w:rPr>
+            </w:r>
+          </w:p>
+        </w:tc>
+      </w:tr>
+      <w:tr>
+        <w:tc>
+          <w:tcPr>
+            <w:tcW w:type="dxa" w:w="803"/>
+            <w:tcBorders>
+              <w:top w:val="single" w:color="D9D4CA" w:sz="4"/>
+              <w:left w:val="single" w:color="D9D4CA" w:sz="4"/>
+              <w:bottom w:val="single" w:color="D9D4CA" w:sz="4"/>
+              <w:right w:val="single" w:color="D9D4CA" w:sz="4"/>
+            </w:tcBorders>
+            <w:tcMar>
+              <w:top w:type="dxa" w:w="60"/>
+              <w:left w:type="dxa" w:w="80"/>
+              <w:bottom w:type="dxa" w:w="60"/>
+              <w:right w:type="dxa" w:w="80"/>
+            </w:tcMar>
+          </w:tcPr>
+          <w:p>
+            <w:r>
+              <w:rPr>
+                <w:rFonts w:ascii="Calibri" w:cs="Calibri" w:eastAsia="Calibri" w:hAnsi="Calibri"/>
+                <w:b w:val="false"/>
+                <w:bCs w:val="false"/>
+                <w:i w:val="0"/>
+                <w:iCs w:val="false"/>
+                <w:sz w:val="19"/>
+                <w:szCs w:val="19"/>
+              </w:rPr>
+              <w:t>10</w:t>
+            </w:r>
+          </w:p>
+        </w:tc>
+        <w:tc>
+          <w:tcPr>
+            <w:tcW w:type="dxa" w:w="3212"/>
+            <w:tcBorders>
+              <w:top w:val="single" w:color="D9D4CA" w:sz="4"/>
+              <w:left w:val="single" w:color="D9D4CA" w:sz="4"/>
+              <w:bottom w:val="single" w:color="D9D4CA" w:sz="4"/>
+              <w:right w:val="single" w:color="D9D4CA" w:sz="4"/>
+            </w:tcBorders>
+            <w:tcMar>
+              <w:top w:type="dxa" w:w="60"/>
+              <w:left w:type="dxa" w:w="80"/>
+              <w:bottom w:type="dxa" w:w="60"/>
+              <w:right w:type="dxa" w:w="80"/>
+            </w:tcMar>
+          </w:tcPr>
+          <w:p>
+            <w:r>
+              <w:rPr>
+                <w:rFonts w:ascii="Calibri" w:cs="Calibri" w:eastAsia="Calibri" w:hAnsi="Calibri"/>
+                <w:b w:val="false"/>
+                <w:bCs w:val="false"/>
+                <w:i w:val="0"/>
+                <w:iCs w:val="false"/>
+                <w:sz w:val="19"/>
+                <w:szCs w:val="19"/>
+              </w:rPr>
+            </w:r>
+          </w:p>
+        </w:tc>
+        <w:tc>
+          <w:tcPr>
+            <w:tcW w:type="dxa" w:w="5623"/>
+            <w:tcBorders>
+              <w:top w:val="single" w:color="D9D4CA" w:sz="4"/>
+              <w:left w:val="single" w:color="D9D4CA" w:sz="4"/>
+              <w:bottom w:val="single" w:color="D9D4CA" w:sz="4"/>
+              <w:right w:val="single" w:color="D9D4CA" w:sz="4"/>
+            </w:tcBorders>
+            <w:tcMar>
+              <w:top w:type="dxa" w:w="60"/>
+              <w:left w:type="dxa" w:w="80"/>
+              <w:bottom w:type="dxa" w:w="60"/>
+              <w:right w:type="dxa" w:w="80"/>
+            </w:tcMar>
+          </w:tcPr>
+          <w:p>
+            <w:r>
+              <w:rPr>
+                <w:rFonts w:ascii="Calibri" w:cs="Calibri" w:eastAsia="Calibri" w:hAnsi="Calibri"/>
+                <w:b w:val="false"/>
+                <w:bCs w:val="false"/>
+                <w:i w:val="0"/>
+                <w:iCs w:val="false"/>
+                <w:sz w:val="19"/>
+                <w:szCs w:val="19"/>
+              </w:rPr>
+            </w:r>
+          </w:p>
+        </w:tc>
+      </w:tr>
+      <w:tr>
+        <w:tc>
+          <w:tcPr>
+            <w:tcW w:type="dxa" w:w="803"/>
+            <w:tcBorders>
+              <w:top w:val="single" w:color="D9D4CA" w:sz="4"/>
+              <w:left w:val="single" w:color="D9D4CA" w:sz="4"/>
+              <w:bottom w:val="single" w:color="D9D4CA" w:sz="4"/>
+              <w:right w:val="single" w:color="D9D4CA" w:sz="4"/>
+            </w:tcBorders>
+            <w:tcMar>
+              <w:top w:type="dxa" w:w="60"/>
+              <w:left w:type="dxa" w:w="80"/>
+              <w:bottom w:type="dxa" w:w="60"/>
+              <w:right w:type="dxa" w:w="80"/>
+            </w:tcMar>
+          </w:tcPr>
+          <w:p>
+            <w:r>
+              <w:rPr>
+                <w:rFonts w:ascii="Calibri" w:cs="Calibri" w:eastAsia="Calibri" w:hAnsi="Calibri"/>
+                <w:b w:val="false"/>
+                <w:bCs w:val="false"/>
+                <w:i w:val="0"/>
+                <w:iCs w:val="false"/>
+                <w:sz w:val="19"/>
+                <w:szCs w:val="19"/>
+              </w:rPr>
+              <w:t>11</w:t>
             </w:r>
           </w:p>
         </w:tc>

--- a/docs/reports/registration/SWP490_R2_BM03_Record_of_Changes_SwiftletCare.docx
+++ b/docs/reports/registration/SWP490_R2_BM03_Record_of_Changes_SwiftletCare.docx
@@ -1729,7 +1729,7 @@
                 <w:sz w:val="19"/>
                 <w:szCs w:val="19"/>
               </w:rPr>
-              <w:t>The team's controller board measures the current of the pump and the fan (current transformers) and raises an alert when a load does not run as its relay commands</w:t>
+              <w:t>The team's controller board measures the current of the pump and the fan and raises an alert when a load does not run as its relay commands</w:t>
             </w:r>
           </w:p>
         </w:tc>
